--- a/swh/docx/009.content.docx
+++ b/swh/docx/009.content.docx
@@ -19,7 +19,7 @@
         <w:rPr>
           <w:lang w:val="sw_KE" w:bidi="sw_KE"/>
         </w:rPr>
-        <w:t>Resource: Tyndale Open Study Notes</w:t>
+        <w:t>Resource: Aquifer Open Study Notes (Profiles)</w:t>
       </w:r>
       <w:r>
         <w:rPr>
@@ -112,7 +112,7 @@
         <w:rPr>
           <w:lang w:val="sw_KE" w:bidi="sw_KE"/>
         </w:rPr>
-        <w:t>Tyndale Open Study Notes</w:t>
+        <w:t>Aquifer Open Study Notes (Profiles)</w:t>
       </w:r>
     </w:p>
     <w:p>

--- a/swh/docx/009.content.docx
+++ b/swh/docx/009.content.docx
@@ -233,54 +233,36 @@
         </w:rPr>
         <w:t>Kalebu ni mfano wa kuvutia wa imani kwa Mungu. Alikuwa mwana wa Yefune Mkenizi (</w:t>
       </w:r>
-      <w:hyperlink r:id="rId13">
-        <w:r>
-          <w:rPr>
-            <w:lang w:val="sw_KE" w:bidi="sw_KE"/>
-          </w:rPr>
-          <w:rPr>
-            <w:color w:val="0000EE"/>
-            <w:u w:val="single"/>
-          </w:rPr>
-          <w:t>Yoshua 14:6</w:t>
-        </w:r>
-      </w:hyperlink>
+      <w:r>
+        <w:rPr>
+          <w:lang w:val="sw_KE" w:bidi="sw_KE"/>
+        </w:rPr>
+        <w:t>Yoshua 14:6</w:t>
+      </w:r>
       <w:r>
         <w:rPr>
           <w:lang w:val="sw_KE" w:bidi="sw_KE"/>
         </w:rPr>
         <w:t xml:space="preserve">; </w:t>
       </w:r>
-      <w:hyperlink r:id="rId14">
-        <w:r>
-          <w:rPr>
-            <w:lang w:val="sw_KE" w:bidi="sw_KE"/>
-          </w:rPr>
-          <w:rPr>
-            <w:color w:val="0000EE"/>
-            <w:u w:val="single"/>
-          </w:rPr>
-          <w:t>Hesabu 32:12</w:t>
-        </w:r>
-      </w:hyperlink>
+      <w:r>
+        <w:rPr>
+          <w:lang w:val="sw_KE" w:bidi="sw_KE"/>
+        </w:rPr>
+        <w:t>Hesabu 32:12</w:t>
+      </w:r>
       <w:r>
         <w:rPr>
           <w:lang w:val="sw_KE" w:bidi="sw_KE"/>
         </w:rPr>
         <w:t xml:space="preserve">). Wakenizi waliishi Negebu, eneo la jangwa kusini mwa Kanaani (tazama </w:t>
       </w:r>
-      <w:hyperlink r:id="rId15">
-        <w:r>
-          <w:rPr>
-            <w:lang w:val="sw_KE" w:bidi="sw_KE"/>
-          </w:rPr>
-          <w:rPr>
-            <w:color w:val="0000EE"/>
-            <w:u w:val="single"/>
-          </w:rPr>
-          <w:t>Mwanzo 15:18–21</w:t>
-        </w:r>
-      </w:hyperlink>
+      <w:r>
+        <w:rPr>
+          <w:lang w:val="sw_KE" w:bidi="sw_KE"/>
+        </w:rPr>
+        <w:t>Mwanzo 15:18–21</w:t>
+      </w:r>
       <w:r>
         <w:rPr>
           <w:lang w:val="sw_KE" w:bidi="sw_KE"/>
@@ -301,54 +283,36 @@
         </w:rPr>
         <w:t>Kalebu anaonekana kwanza kama mmoja wa wapelelezi kumi na wawili ambao Mose aliwatuma kuchunguza nchi ya Kanaani. Waliporudi, wote kumi na wawili walithibitisha kuwa nchi hiyo ilikuwa ya kuvutia, lakini kumi kati ya wapelelezi walisisitiza kuhusu wakazi wake wa kutisha (</w:t>
       </w:r>
-      <w:hyperlink r:id="rId16">
-        <w:r>
-          <w:rPr>
-            <w:lang w:val="sw_KE" w:bidi="sw_KE"/>
-          </w:rPr>
-          <w:rPr>
-            <w:color w:val="0000EE"/>
-            <w:u w:val="single"/>
-          </w:rPr>
-          <w:t>Hesabu 13:31–33</w:t>
-        </w:r>
-      </w:hyperlink>
+      <w:r>
+        <w:rPr>
+          <w:lang w:val="sw_KE" w:bidi="sw_KE"/>
+        </w:rPr>
+        <w:t>Hesabu 13:31–33</w:t>
+      </w:r>
       <w:r>
         <w:rPr>
           <w:lang w:val="sw_KE" w:bidi="sw_KE"/>
         </w:rPr>
         <w:t>). Ni Yoshua na Kalebu pekee waliamini kwamba Mungu angewasaidia Waisraeli kuwashinda Wakanaani (</w:t>
       </w:r>
-      <w:hyperlink r:id="rId17">
-        <w:r>
-          <w:rPr>
-            <w:lang w:val="sw_KE" w:bidi="sw_KE"/>
-          </w:rPr>
-          <w:rPr>
-            <w:color w:val="0000EE"/>
-            <w:u w:val="single"/>
-          </w:rPr>
-          <w:t>Hesabu 14:6–9</w:t>
-        </w:r>
-      </w:hyperlink>
+      <w:r>
+        <w:rPr>
+          <w:lang w:val="sw_KE" w:bidi="sw_KE"/>
+        </w:rPr>
+        <w:t>Hesabu 14:6–9</w:t>
+      </w:r>
       <w:r>
         <w:rPr>
           <w:lang w:val="sw_KE" w:bidi="sw_KE"/>
         </w:rPr>
         <w:t>), wakishauri Waisraeli kuchukua nchi hiyo mara moja (</w:t>
       </w:r>
-      <w:hyperlink r:id="rId18">
-        <w:r>
-          <w:rPr>
-            <w:lang w:val="sw_KE" w:bidi="sw_KE"/>
-          </w:rPr>
-          <w:rPr>
-            <w:color w:val="0000EE"/>
-            <w:u w:val="single"/>
-          </w:rPr>
-          <w:t>Hesabu 13:30</w:t>
-        </w:r>
-      </w:hyperlink>
+      <w:r>
+        <w:rPr>
+          <w:lang w:val="sw_KE" w:bidi="sw_KE"/>
+        </w:rPr>
+        <w:t>Hesabu 13:30</w:t>
+      </w:r>
       <w:r>
         <w:rPr>
           <w:lang w:val="sw_KE" w:bidi="sw_KE"/>
@@ -369,36 +333,24 @@
         </w:rPr>
         <w:t>Watu walitaka kumpiga Kalebu na Yoshua kwa mawe (</w:t>
       </w:r>
-      <w:hyperlink r:id="rId19">
-        <w:r>
-          <w:rPr>
-            <w:lang w:val="sw_KE" w:bidi="sw_KE"/>
-          </w:rPr>
-          <w:rPr>
-            <w:color w:val="0000EE"/>
-            <w:u w:val="single"/>
-          </w:rPr>
-          <w:t>Hesabu 14:10</w:t>
-        </w:r>
-      </w:hyperlink>
+      <w:r>
+        <w:rPr>
+          <w:lang w:val="sw_KE" w:bidi="sw_KE"/>
+        </w:rPr>
+        <w:t>Hesabu 14:10</w:t>
+      </w:r>
       <w:r>
         <w:rPr>
           <w:lang w:val="sw_KE" w:bidi="sw_KE"/>
         </w:rPr>
         <w:t>). Lakini Mungu aliwalinda na kuwaadhibu watu (</w:t>
       </w:r>
-      <w:hyperlink r:id="rId20">
-        <w:r>
-          <w:rPr>
-            <w:lang w:val="sw_KE" w:bidi="sw_KE"/>
-          </w:rPr>
-          <w:rPr>
-            <w:color w:val="0000EE"/>
-            <w:u w:val="single"/>
-          </w:rPr>
-          <w:t>Hesabu 14:11–38</w:t>
-        </w:r>
-      </w:hyperlink>
+      <w:r>
+        <w:rPr>
+          <w:lang w:val="sw_KE" w:bidi="sw_KE"/>
+        </w:rPr>
+        <w:t>Hesabu 14:11–38</w:t>
+      </w:r>
       <w:r>
         <w:rPr>
           <w:lang w:val="sw_KE" w:bidi="sw_KE"/>
@@ -419,72 +371,48 @@
         </w:rPr>
         <w:t>Baada ya miaka mingi katika nyika na kupigana vita vingi, Kalebu alipokea urithi wake katika nchi (</w:t>
       </w:r>
-      <w:hyperlink r:id="rId21">
-        <w:r>
-          <w:rPr>
-            <w:lang w:val="sw_KE" w:bidi="sw_KE"/>
-          </w:rPr>
-          <w:rPr>
-            <w:color w:val="0000EE"/>
-            <w:u w:val="single"/>
-          </w:rPr>
-          <w:t>Yoshua 14:6–15</w:t>
-        </w:r>
-      </w:hyperlink>
+      <w:r>
+        <w:rPr>
+          <w:lang w:val="sw_KE" w:bidi="sw_KE"/>
+        </w:rPr>
+        <w:t>Yoshua 14:6–15</w:t>
+      </w:r>
       <w:r>
         <w:rPr>
           <w:lang w:val="sw_KE" w:bidi="sw_KE"/>
         </w:rPr>
         <w:t>). Imani ya Kalebu ilibaki imara kwa zaidi ya miaka arobaini na tano. Hadithi yake inaonyesha tabia yake na imani yake thabiti kwa Mungu. Ingawa Kalebu alikuwa na umri wa miaka themanini na tano, bado alikuwa na nguvu na aliweza kupigana. Kalebu alichukua Hebroni kama nchi yake kwa kuwafukuza majitu wa Anaki ambao walikuwa wamewatisha wapelelezi wa awali (</w:t>
       </w:r>
-      <w:hyperlink r:id="rId22">
-        <w:r>
-          <w:rPr>
-            <w:lang w:val="sw_KE" w:bidi="sw_KE"/>
-          </w:rPr>
-          <w:rPr>
-            <w:color w:val="0000EE"/>
-            <w:u w:val="single"/>
-          </w:rPr>
-          <w:t>Yoshua 15:13–14</w:t>
-        </w:r>
-      </w:hyperlink>
+      <w:r>
+        <w:rPr>
+          <w:lang w:val="sw_KE" w:bidi="sw_KE"/>
+        </w:rPr>
+        <w:t>Yoshua 15:13–14</w:t>
+      </w:r>
       <w:r>
         <w:rPr>
           <w:lang w:val="sw_KE" w:bidi="sw_KE"/>
         </w:rPr>
         <w:t xml:space="preserve">; tazama </w:t>
       </w:r>
-      <w:hyperlink r:id="rId23">
-        <w:r>
-          <w:rPr>
-            <w:lang w:val="sw_KE" w:bidi="sw_KE"/>
-          </w:rPr>
-          <w:rPr>
-            <w:color w:val="0000EE"/>
-            <w:u w:val="single"/>
-          </w:rPr>
-          <w:t>Hesabu 13:28</w:t>
-        </w:r>
-      </w:hyperlink>
+      <w:r>
+        <w:rPr>
+          <w:lang w:val="sw_KE" w:bidi="sw_KE"/>
+        </w:rPr>
+        <w:t>Hesabu 13:28</w:t>
+      </w:r>
       <w:r>
         <w:rPr>
           <w:lang w:val="sw_KE" w:bidi="sw_KE"/>
         </w:rPr>
         <w:t xml:space="preserve">, </w:t>
       </w:r>
-      <w:hyperlink r:id="rId24">
-        <w:r>
-          <w:rPr>
-            <w:lang w:val="sw_KE" w:bidi="sw_KE"/>
-          </w:rPr>
-          <w:rPr>
-            <w:color w:val="0000EE"/>
-            <w:u w:val="single"/>
-          </w:rPr>
-          <w:t>33</w:t>
-        </w:r>
-      </w:hyperlink>
+      <w:r>
+        <w:rPr>
+          <w:lang w:val="sw_KE" w:bidi="sw_KE"/>
+        </w:rPr>
+        <w:t>33</w:t>
+      </w:r>
       <w:r>
         <w:rPr>
           <w:lang w:val="sw_KE" w:bidi="sw_KE"/>
@@ -505,36 +433,24 @@
         </w:rPr>
         <w:t>Kalebu aliishi katika mji wa Hebroni, ambao ulikuwa takriban maili ishirini kusini mwa Yerusalemu. Mji huu ulikuwa karibu na eneo ambalo watu wa Kenizi waliishi. Baadaye, Hebroni ikawa mji maalum ambapo Walawi (makuhani) waliishi na ambapo watu wangeweza kwenda kwa usalama (</w:t>
       </w:r>
-      <w:hyperlink r:id="rId25">
-        <w:r>
-          <w:rPr>
-            <w:lang w:val="sw_KE" w:bidi="sw_KE"/>
-          </w:rPr>
-          <w:rPr>
-            <w:color w:val="0000EE"/>
-            <w:u w:val="single"/>
-          </w:rPr>
-          <w:t>Yoshua 21:13</w:t>
-        </w:r>
-      </w:hyperlink>
+      <w:r>
+        <w:rPr>
+          <w:lang w:val="sw_KE" w:bidi="sw_KE"/>
+        </w:rPr>
+        <w:t>Yoshua 21:13</w:t>
+      </w:r>
       <w:r>
         <w:rPr>
           <w:lang w:val="sw_KE" w:bidi="sw_KE"/>
         </w:rPr>
         <w:t xml:space="preserve">; </w:t>
       </w:r>
-      <w:hyperlink r:id="rId26">
-        <w:r>
-          <w:rPr>
-            <w:lang w:val="sw_KE" w:bidi="sw_KE"/>
-          </w:rPr>
-          <w:rPr>
-            <w:color w:val="0000EE"/>
-            <w:u w:val="single"/>
-          </w:rPr>
-          <w:t>1 Mambo ya Nyakati 6:54–57</w:t>
-        </w:r>
-      </w:hyperlink>
+      <w:r>
+        <w:rPr>
+          <w:lang w:val="sw_KE" w:bidi="sw_KE"/>
+        </w:rPr>
+        <w:t>1 Mambo ya Nyakati 6:54–57</w:t>
+      </w:r>
       <w:r>
         <w:rPr>
           <w:lang w:val="sw_KE" w:bidi="sw_KE"/>
@@ -578,180 +494,120 @@
           <w:lang w:val="sw_KE" w:bidi="sw_KE"/>
         </w:rPr>
       </w:r>
-      <w:hyperlink r:id="rId27">
-        <w:r>
-          <w:rPr>
-            <w:lang w:val="sw_KE" w:bidi="sw_KE"/>
-          </w:rPr>
-          <w:rPr>
-            <w:color w:val="0000EE"/>
-            <w:u w:val="single"/>
-          </w:rPr>
-          <w:t>Hesabu 13:1–14:38</w:t>
-        </w:r>
-      </w:hyperlink>
+      <w:r>
+        <w:rPr>
+          <w:lang w:val="sw_KE" w:bidi="sw_KE"/>
+        </w:rPr>
+        <w:t>Hesabu 13:1–14:38</w:t>
+      </w:r>
       <w:r>
         <w:rPr>
           <w:lang w:val="sw_KE" w:bidi="sw_KE"/>
         </w:rPr>
         <w:t xml:space="preserve">; </w:t>
       </w:r>
-      <w:hyperlink r:id="rId28">
-        <w:r>
-          <w:rPr>
-            <w:lang w:val="sw_KE" w:bidi="sw_KE"/>
-          </w:rPr>
-          <w:rPr>
-            <w:color w:val="0000EE"/>
-            <w:u w:val="single"/>
-          </w:rPr>
-          <w:t>26:65</w:t>
-        </w:r>
-      </w:hyperlink>
+      <w:r>
+        <w:rPr>
+          <w:lang w:val="sw_KE" w:bidi="sw_KE"/>
+        </w:rPr>
+        <w:t>26:65</w:t>
+      </w:r>
       <w:r>
         <w:rPr>
           <w:lang w:val="sw_KE" w:bidi="sw_KE"/>
         </w:rPr>
         <w:t xml:space="preserve">; </w:t>
       </w:r>
-      <w:hyperlink r:id="rId14">
-        <w:r>
-          <w:rPr>
-            <w:lang w:val="sw_KE" w:bidi="sw_KE"/>
-          </w:rPr>
-          <w:rPr>
-            <w:color w:val="0000EE"/>
-            <w:u w:val="single"/>
-          </w:rPr>
-          <w:t>32:12</w:t>
-        </w:r>
-      </w:hyperlink>
+      <w:r>
+        <w:rPr>
+          <w:lang w:val="sw_KE" w:bidi="sw_KE"/>
+        </w:rPr>
+        <w:t>32:12</w:t>
+      </w:r>
       <w:r>
         <w:rPr>
           <w:lang w:val="sw_KE" w:bidi="sw_KE"/>
         </w:rPr>
         <w:t xml:space="preserve">; </w:t>
       </w:r>
-      <w:hyperlink r:id="rId29">
-        <w:r>
-          <w:rPr>
-            <w:lang w:val="sw_KE" w:bidi="sw_KE"/>
-          </w:rPr>
-          <w:rPr>
-            <w:color w:val="0000EE"/>
-            <w:u w:val="single"/>
-          </w:rPr>
-          <w:t>34:19</w:t>
-        </w:r>
-      </w:hyperlink>
+      <w:r>
+        <w:rPr>
+          <w:lang w:val="sw_KE" w:bidi="sw_KE"/>
+        </w:rPr>
+        <w:t>34:19</w:t>
+      </w:r>
       <w:r>
         <w:rPr>
           <w:lang w:val="sw_KE" w:bidi="sw_KE"/>
         </w:rPr>
         <w:t xml:space="preserve">; </w:t>
       </w:r>
-      <w:hyperlink r:id="rId30">
-        <w:r>
-          <w:rPr>
-            <w:lang w:val="sw_KE" w:bidi="sw_KE"/>
-          </w:rPr>
-          <w:rPr>
-            <w:color w:val="0000EE"/>
-            <w:u w:val="single"/>
-          </w:rPr>
-          <w:t>Kumbukumbu la Torati 1:36</w:t>
-        </w:r>
-      </w:hyperlink>
+      <w:r>
+        <w:rPr>
+          <w:lang w:val="sw_KE" w:bidi="sw_KE"/>
+        </w:rPr>
+        <w:t>Kumbukumbu la Torati 1:36</w:t>
+      </w:r>
       <w:r>
         <w:rPr>
           <w:lang w:val="sw_KE" w:bidi="sw_KE"/>
         </w:rPr>
         <w:t xml:space="preserve">; </w:t>
       </w:r>
-      <w:hyperlink r:id="rId21">
-        <w:r>
-          <w:rPr>
-            <w:lang w:val="sw_KE" w:bidi="sw_KE"/>
-          </w:rPr>
-          <w:rPr>
-            <w:color w:val="0000EE"/>
-            <w:u w:val="single"/>
-          </w:rPr>
-          <w:t>Yoshua 14:6–15</w:t>
-        </w:r>
-      </w:hyperlink>
+      <w:r>
+        <w:rPr>
+          <w:lang w:val="sw_KE" w:bidi="sw_KE"/>
+        </w:rPr>
+        <w:t>Yoshua 14:6–15</w:t>
+      </w:r>
       <w:r>
         <w:rPr>
           <w:lang w:val="sw_KE" w:bidi="sw_KE"/>
         </w:rPr>
         <w:t xml:space="preserve">; </w:t>
       </w:r>
-      <w:hyperlink r:id="rId31">
-        <w:r>
-          <w:rPr>
-            <w:lang w:val="sw_KE" w:bidi="sw_KE"/>
-          </w:rPr>
-          <w:rPr>
-            <w:color w:val="0000EE"/>
-            <w:u w:val="single"/>
-          </w:rPr>
-          <w:t>15:13–19</w:t>
-        </w:r>
-      </w:hyperlink>
+      <w:r>
+        <w:rPr>
+          <w:lang w:val="sw_KE" w:bidi="sw_KE"/>
+        </w:rPr>
+        <w:t>15:13–19</w:t>
+      </w:r>
       <w:r>
         <w:rPr>
           <w:lang w:val="sw_KE" w:bidi="sw_KE"/>
         </w:rPr>
         <w:t xml:space="preserve">; </w:t>
       </w:r>
-      <w:hyperlink r:id="rId32">
-        <w:r>
-          <w:rPr>
-            <w:lang w:val="sw_KE" w:bidi="sw_KE"/>
-          </w:rPr>
-          <w:rPr>
-            <w:color w:val="0000EE"/>
-            <w:u w:val="single"/>
-          </w:rPr>
-          <w:t>Waamuzi 1:11–15</w:t>
-        </w:r>
-      </w:hyperlink>
+      <w:r>
+        <w:rPr>
+          <w:lang w:val="sw_KE" w:bidi="sw_KE"/>
+        </w:rPr>
+        <w:t>Waamuzi 1:11–15</w:t>
+      </w:r>
       <w:r>
         <w:rPr>
           <w:lang w:val="sw_KE" w:bidi="sw_KE"/>
         </w:rPr>
         <w:t xml:space="preserve">, </w:t>
       </w:r>
-      <w:hyperlink r:id="rId33">
-        <w:r>
-          <w:rPr>
-            <w:lang w:val="sw_KE" w:bidi="sw_KE"/>
-          </w:rPr>
-          <w:rPr>
-            <w:color w:val="0000EE"/>
-            <w:u w:val="single"/>
-          </w:rPr>
-          <w:t>20</w:t>
-        </w:r>
-      </w:hyperlink>
+      <w:r>
+        <w:rPr>
+          <w:lang w:val="sw_KE" w:bidi="sw_KE"/>
+        </w:rPr>
+        <w:t>20</w:t>
+      </w:r>
       <w:r>
         <w:rPr>
           <w:lang w:val="sw_KE" w:bidi="sw_KE"/>
         </w:rPr>
         <w:t xml:space="preserve">; </w:t>
       </w:r>
-      <w:hyperlink r:id="rId34">
-        <w:r>
-          <w:rPr>
-            <w:lang w:val="sw_KE" w:bidi="sw_KE"/>
-          </w:rPr>
-          <w:rPr>
-            <w:color w:val="0000EE"/>
-            <w:u w:val="single"/>
-          </w:rPr>
-          <w:t>1 Mambo ya Nyakati 4:15</w:t>
-        </w:r>
-      </w:hyperlink>
+      <w:r>
+        <w:rPr>
+          <w:lang w:val="sw_KE" w:bidi="sw_KE"/>
+        </w:rPr>
+        <w:t>1 Mambo ya Nyakati 4:15</w:t>
+      </w:r>
       <w:r>
         <w:rPr>
           <w:lang w:val="sw_KE" w:bidi="sw_KE"/>
@@ -800,18 +656,12 @@
         </w:rPr>
         <w:t>Maelezo sahihi ya jinsi kanisa la Rumi lilivyoanza hayajulikani wazi. Rumi ilikuwa na idadi kubwa ya Wayahudi, na baadhi ya Wayahudi kutoka Rumi walikuwepo Yerusalemu wakati wa Pentekoste, wakati kanisa lilipoanza (</w:t>
       </w:r>
-      <w:hyperlink r:id="rId35">
-        <w:r>
-          <w:rPr>
-            <w:lang w:val="sw_KE" w:bidi="sw_KE"/>
-          </w:rPr>
-          <w:rPr>
-            <w:color w:val="0000EE"/>
-            <w:u w:val="single"/>
-          </w:rPr>
-          <w:t>Matendo 2:10</w:t>
-        </w:r>
-      </w:hyperlink>
+      <w:r>
+        <w:rPr>
+          <w:lang w:val="sw_KE" w:bidi="sw_KE"/>
+        </w:rPr>
+        <w:t>Matendo 2:10</w:t>
+      </w:r>
       <w:r>
         <w:rPr>
           <w:lang w:val="sw_KE" w:bidi="sw_KE"/>
@@ -846,54 +696,36 @@
         </w:rPr>
         <w:t>Hatimaye, Wayahudi wasio Wakristo huko Rumi huenda waliwalazimisha Wakristo wa Kiyahudi kutoka kwenye masinagogi, kama ilivyotokea katika maeneo mengine. Kufikia wakati Paulo aliandika kwa kanisa la Warumi, walikuwa wakikutana katika makanisa ya nyumbani tofauti katika nyumba za kibinafsi (</w:t>
       </w:r>
-      <w:hyperlink r:id="rId36">
-        <w:r>
-          <w:rPr>
-            <w:lang w:val="sw_KE" w:bidi="sw_KE"/>
-          </w:rPr>
-          <w:rPr>
-            <w:color w:val="0000EE"/>
-            <w:u w:val="single"/>
-          </w:rPr>
-          <w:t>Warumi 16:5</w:t>
-        </w:r>
-      </w:hyperlink>
+      <w:r>
+        <w:rPr>
+          <w:lang w:val="sw_KE" w:bidi="sw_KE"/>
+        </w:rPr>
+        <w:t>Warumi 16:5</w:t>
+      </w:r>
       <w:r>
         <w:rPr>
           <w:lang w:val="sw_KE" w:bidi="sw_KE"/>
         </w:rPr>
         <w:t xml:space="preserve">, </w:t>
       </w:r>
-      <w:hyperlink r:id="rId37">
-        <w:r>
-          <w:rPr>
-            <w:lang w:val="sw_KE" w:bidi="sw_KE"/>
-          </w:rPr>
-          <w:rPr>
-            <w:color w:val="0000EE"/>
-            <w:u w:val="single"/>
-          </w:rPr>
-          <w:t>10–11</w:t>
-        </w:r>
-      </w:hyperlink>
+      <w:r>
+        <w:rPr>
+          <w:lang w:val="sw_KE" w:bidi="sw_KE"/>
+        </w:rPr>
+        <w:t>10–11</w:t>
+      </w:r>
       <w:r>
         <w:rPr>
           <w:lang w:val="sw_KE" w:bidi="sw_KE"/>
         </w:rPr>
         <w:t xml:space="preserve">, </w:t>
       </w:r>
-      <w:hyperlink r:id="rId38">
-        <w:r>
-          <w:rPr>
-            <w:lang w:val="sw_KE" w:bidi="sw_KE"/>
-          </w:rPr>
-          <w:rPr>
-            <w:color w:val="0000EE"/>
-            <w:u w:val="single"/>
-          </w:rPr>
-          <w:t>15</w:t>
-        </w:r>
-      </w:hyperlink>
+      <w:r>
+        <w:rPr>
+          <w:lang w:val="sw_KE" w:bidi="sw_KE"/>
+        </w:rPr>
+        <w:t>15</w:t>
+      </w:r>
       <w:r>
         <w:rPr>
           <w:lang w:val="sw_KE" w:bidi="sw_KE"/>
@@ -914,18 +746,12 @@
         </w:rPr>
         <w:t>Wakati Klaudio alipowafukuza Wayahudi kutoka Rumi karibu mwaka wa 49 BK, Wakristo wa Kiyahudi kama Priskila na Akila pia walilazimika kuondoka (</w:t>
       </w:r>
-      <w:hyperlink r:id="rId39">
-        <w:r>
-          <w:rPr>
-            <w:lang w:val="sw_KE" w:bidi="sw_KE"/>
-          </w:rPr>
-          <w:rPr>
-            <w:color w:val="0000EE"/>
-            <w:u w:val="single"/>
-          </w:rPr>
-          <w:t>Matendo 18:2</w:t>
-        </w:r>
-      </w:hyperlink>
+      <w:r>
+        <w:rPr>
+          <w:lang w:val="sw_KE" w:bidi="sw_KE"/>
+        </w:rPr>
+        <w:t>Matendo 18:2</w:t>
+      </w:r>
       <w:r>
         <w:rPr>
           <w:lang w:val="sw_KE" w:bidi="sw_KE"/>
@@ -946,72 +772,48 @@
         </w:rPr>
         <w:t xml:space="preserve">Kama ilivyoonyeshwa katika </w:t>
       </w:r>
-      <w:hyperlink r:id="rId40">
-        <w:r>
-          <w:rPr>
-            <w:lang w:val="sw_KE" w:bidi="sw_KE"/>
-          </w:rPr>
-          <w:rPr>
-            <w:color w:val="0000EE"/>
-            <w:u w:val="single"/>
-          </w:rPr>
-          <w:t>Warumi 16</w:t>
-        </w:r>
-      </w:hyperlink>
+      <w:r>
+        <w:rPr>
+          <w:lang w:val="sw_KE" w:bidi="sw_KE"/>
+        </w:rPr>
+        <w:t>Warumi 16</w:t>
+      </w:r>
       <w:r>
         <w:rPr>
           <w:lang w:val="sw_KE" w:bidi="sw_KE"/>
         </w:rPr>
         <w:t>, Paulo tayari alikuwa na marafiki wengi katika kanisa la Roma. Katika majira ya kuchipua ya mwaka wa 60 BK, karibu miaka miwili baada ya kuandika Warumi, Paulo alipata nafasi ya kwenda Roma—tamaa aliyokuwa ameionyesha mara nyingi (</w:t>
       </w:r>
-      <w:hyperlink r:id="rId41">
-        <w:r>
-          <w:rPr>
-            <w:lang w:val="sw_KE" w:bidi="sw_KE"/>
-          </w:rPr>
-          <w:rPr>
-            <w:color w:val="0000EE"/>
-            <w:u w:val="single"/>
-          </w:rPr>
-          <w:t>Matendo 19:21</w:t>
-        </w:r>
-      </w:hyperlink>
+      <w:r>
+        <w:rPr>
+          <w:lang w:val="sw_KE" w:bidi="sw_KE"/>
+        </w:rPr>
+        <w:t>Matendo 19:21</w:t>
+      </w:r>
       <w:r>
         <w:rPr>
           <w:lang w:val="sw_KE" w:bidi="sw_KE"/>
         </w:rPr>
         <w:t xml:space="preserve">; </w:t>
       </w:r>
-      <w:hyperlink r:id="rId42">
-        <w:r>
-          <w:rPr>
-            <w:lang w:val="sw_KE" w:bidi="sw_KE"/>
-          </w:rPr>
-          <w:rPr>
-            <w:color w:val="0000EE"/>
-            <w:u w:val="single"/>
-          </w:rPr>
-          <w:t>Warumi 1:13–15</w:t>
-        </w:r>
-      </w:hyperlink>
+      <w:r>
+        <w:rPr>
+          <w:lang w:val="sw_KE" w:bidi="sw_KE"/>
+        </w:rPr>
+        <w:t>Warumi 1:13–15</w:t>
+      </w:r>
       <w:r>
         <w:rPr>
           <w:lang w:val="sw_KE" w:bidi="sw_KE"/>
         </w:rPr>
         <w:t>). Alikaa Roma kwa miaka miwili, akiishi katika nyumba huku akilindwa na askari wa Kirumi na akisubiri kesi yake ya kwanza mbele ya Nero. Wakati huu, Paulo “kwa ujasiri na uhuru… alitangaza ufalme wa Mungu na kufundisha kuhusu Bwana Yesu Kristo” (</w:t>
       </w:r>
-      <w:hyperlink r:id="rId43">
-        <w:r>
-          <w:rPr>
-            <w:lang w:val="sw_KE" w:bidi="sw_KE"/>
-          </w:rPr>
-          <w:rPr>
-            <w:color w:val="0000EE"/>
-            <w:u w:val="single"/>
-          </w:rPr>
-          <w:t>Matendo 28:30–31</w:t>
-        </w:r>
-      </w:hyperlink>
+      <w:r>
+        <w:rPr>
+          <w:lang w:val="sw_KE" w:bidi="sw_KE"/>
+        </w:rPr>
+        <w:t>Matendo 28:30–31</w:t>
+      </w:r>
       <w:r>
         <w:rPr>
           <w:lang w:val="sw_KE" w:bidi="sw_KE"/>
@@ -1041,54 +843,36 @@
           <w:lang w:val="sw_KE" w:bidi="sw_KE"/>
         </w:rPr>
       </w:r>
-      <w:hyperlink r:id="rId44">
-        <w:r>
-          <w:rPr>
-            <w:lang w:val="sw_KE" w:bidi="sw_KE"/>
-          </w:rPr>
-          <w:rPr>
-            <w:color w:val="0000EE"/>
-            <w:u w:val="single"/>
-          </w:rPr>
-          <w:t>Matendo 28:15–31</w:t>
-        </w:r>
-      </w:hyperlink>
+      <w:r>
+        <w:rPr>
+          <w:lang w:val="sw_KE" w:bidi="sw_KE"/>
+        </w:rPr>
+        <w:t>Matendo 28:15–31</w:t>
+      </w:r>
       <w:r>
         <w:rPr>
           <w:lang w:val="sw_KE" w:bidi="sw_KE"/>
         </w:rPr>
         <w:t xml:space="preserve">; </w:t>
       </w:r>
-      <w:hyperlink r:id="rId42">
-        <w:r>
-          <w:rPr>
-            <w:lang w:val="sw_KE" w:bidi="sw_KE"/>
-          </w:rPr>
-          <w:rPr>
-            <w:color w:val="0000EE"/>
-            <w:u w:val="single"/>
-          </w:rPr>
-          <w:t>Warumi 1:13–15</w:t>
-        </w:r>
-      </w:hyperlink>
+      <w:r>
+        <w:rPr>
+          <w:lang w:val="sw_KE" w:bidi="sw_KE"/>
+        </w:rPr>
+        <w:t>Warumi 1:13–15</w:t>
+      </w:r>
       <w:r>
         <w:rPr>
           <w:lang w:val="sw_KE" w:bidi="sw_KE"/>
         </w:rPr>
         <w:t xml:space="preserve">; </w:t>
       </w:r>
-      <w:hyperlink r:id="rId45">
-        <w:r>
-          <w:rPr>
-            <w:lang w:val="sw_KE" w:bidi="sw_KE"/>
-          </w:rPr>
-          <w:rPr>
-            <w:color w:val="0000EE"/>
-            <w:u w:val="single"/>
-          </w:rPr>
-          <w:t>16:1–16</w:t>
-        </w:r>
-      </w:hyperlink>
+      <w:r>
+        <w:rPr>
+          <w:lang w:val="sw_KE" w:bidi="sw_KE"/>
+        </w:rPr>
+        <w:t>16:1–16</w:t>
+      </w:r>
       <w:r>
         <w:rPr>
           <w:lang w:val="sw_KE" w:bidi="sw_KE"/>
@@ -1137,18 +921,12 @@
         </w:rPr>
         <w:t xml:space="preserve">Koreshi II, mfalme wa Uajemi kutoka 559 hadi 530 Kabla ya Kristo (KK), alianzisha Dola la Uajemi. Baba yake alikuwa mfalme wa Uajemi, taifa dogo lililokuwa chini ya udhibiti wa Umedi, na mama yake alikuwa binti wa mfalme wa Wamedi. Mnamo 549 KK, Koreshi aliwashinda Wamedi na kuunganisha mataifa hayo mawili. Kisha alishinda Lidia katika Asia Ndogo mnamo 547 KK. Alipogeukia mashariki, aliongeza Parthia na sehemu ya India kwenye Dola la Uajemi. Hatimaye, mnamo Oktoba 29, 539 KK, Koreshi alishinda Babuloni na kujumuisha Babylonia katika ufalme wake (tazama </w:t>
       </w:r>
-      <w:hyperlink r:id="rId46">
-        <w:r>
-          <w:rPr>
-            <w:lang w:val="sw_KE" w:bidi="sw_KE"/>
-          </w:rPr>
-          <w:rPr>
-            <w:color w:val="0000EE"/>
-            <w:u w:val="single"/>
-          </w:rPr>
-          <w:t>Danieli 5:30–31</w:t>
-        </w:r>
-      </w:hyperlink>
+      <w:r>
+        <w:rPr>
+          <w:lang w:val="sw_KE" w:bidi="sw_KE"/>
+        </w:rPr>
+        <w:t>Danieli 5:30–31</w:t>
+      </w:r>
       <w:r>
         <w:rPr>
           <w:lang w:val="sw_KE" w:bidi="sw_KE"/>
@@ -1169,36 +947,24 @@
         </w:rPr>
         <w:t xml:space="preserve">Baada ya kushinda Babuloni, Koreshi alitoa amri iliyowaruhusu watu wa Kiyahudi kurudi nyumbani na kujenga upya hekalu huko Yerusalemu. Sehemu ya amri hii inayohusu Wayahudi imeandikwa katika </w:t>
       </w:r>
-      <w:hyperlink r:id="rId47">
-        <w:r>
-          <w:rPr>
-            <w:lang w:val="sw_KE" w:bidi="sw_KE"/>
-          </w:rPr>
-          <w:rPr>
-            <w:color w:val="0000EE"/>
-            <w:u w:val="single"/>
-          </w:rPr>
-          <w:t>2 Mambo ya Nyakati 36:22–23</w:t>
-        </w:r>
-      </w:hyperlink>
+      <w:r>
+        <w:rPr>
+          <w:lang w:val="sw_KE" w:bidi="sw_KE"/>
+        </w:rPr>
+        <w:t>2 Mambo ya Nyakati 36:22–23</w:t>
+      </w:r>
       <w:r>
         <w:rPr>
           <w:lang w:val="sw_KE" w:bidi="sw_KE"/>
         </w:rPr>
         <w:t xml:space="preserve"> na </w:t>
       </w:r>
-      <w:hyperlink r:id="rId48">
-        <w:r>
-          <w:rPr>
-            <w:lang w:val="sw_KE" w:bidi="sw_KE"/>
-          </w:rPr>
-          <w:rPr>
-            <w:color w:val="0000EE"/>
-            <w:u w:val="single"/>
-          </w:rPr>
-          <w:t>Ezra 1:1–4</w:t>
-        </w:r>
-      </w:hyperlink>
+      <w:r>
+        <w:rPr>
+          <w:lang w:val="sw_KE" w:bidi="sw_KE"/>
+        </w:rPr>
+        <w:t>Ezra 1:1–4</w:t>
+      </w:r>
       <w:r>
         <w:rPr>
           <w:lang w:val="sw_KE" w:bidi="sw_KE"/>
@@ -1219,36 +985,24 @@
         </w:rPr>
         <w:t>Isaya alimtambua Koreshi kama mkombozi wa baadaye wa Yuda (</w:t>
       </w:r>
-      <w:hyperlink r:id="rId49">
-        <w:r>
-          <w:rPr>
-            <w:lang w:val="sw_KE" w:bidi="sw_KE"/>
-          </w:rPr>
-          <w:rPr>
-            <w:color w:val="0000EE"/>
-            <w:u w:val="single"/>
-          </w:rPr>
-          <w:t>Isaya 44:28–45:13</w:t>
-        </w:r>
-      </w:hyperlink>
+      <w:r>
+        <w:rPr>
+          <w:lang w:val="sw_KE" w:bidi="sw_KE"/>
+        </w:rPr>
+        <w:t>Isaya 44:28–45:13</w:t>
+      </w:r>
       <w:r>
         <w:rPr>
           <w:lang w:val="sw_KE" w:bidi="sw_KE"/>
         </w:rPr>
         <w:t>). Isaya alimrejelea Koreshi kama mpakwa mafuta wa Bwana (</w:t>
       </w:r>
-      <w:hyperlink r:id="rId50">
-        <w:r>
-          <w:rPr>
-            <w:lang w:val="sw_KE" w:bidi="sw_KE"/>
-          </w:rPr>
-          <w:rPr>
-            <w:color w:val="0000EE"/>
-            <w:u w:val="single"/>
-          </w:rPr>
-          <w:t>Isaya 45:1</w:t>
-        </w:r>
-      </w:hyperlink>
+      <w:r>
+        <w:rPr>
+          <w:lang w:val="sw_KE" w:bidi="sw_KE"/>
+        </w:rPr>
+        <w:t>Isaya 45:1</w:t>
+      </w:r>
       <w:r>
         <w:rPr>
           <w:lang w:val="sw_KE" w:bidi="sw_KE"/>
@@ -1304,180 +1058,120 @@
           <w:lang w:val="sw_KE" w:bidi="sw_KE"/>
         </w:rPr>
       </w:r>
-      <w:hyperlink r:id="rId47">
-        <w:r>
-          <w:rPr>
-            <w:lang w:val="sw_KE" w:bidi="sw_KE"/>
-          </w:rPr>
-          <w:rPr>
-            <w:color w:val="0000EE"/>
-            <w:u w:val="single"/>
-          </w:rPr>
-          <w:t>2 Mambo ya Nyakati 36:22–23</w:t>
-        </w:r>
-      </w:hyperlink>
+      <w:r>
+        <w:rPr>
+          <w:lang w:val="sw_KE" w:bidi="sw_KE"/>
+        </w:rPr>
+        <w:t>2 Mambo ya Nyakati 36:22–23</w:t>
+      </w:r>
       <w:r>
         <w:rPr>
           <w:lang w:val="sw_KE" w:bidi="sw_KE"/>
         </w:rPr>
         <w:t xml:space="preserve">; </w:t>
       </w:r>
-      <w:hyperlink r:id="rId51">
-        <w:r>
-          <w:rPr>
-            <w:lang w:val="sw_KE" w:bidi="sw_KE"/>
-          </w:rPr>
-          <w:rPr>
-            <w:color w:val="0000EE"/>
-            <w:u w:val="single"/>
-          </w:rPr>
-          <w:t>Ezra 1:1–11</w:t>
-        </w:r>
-      </w:hyperlink>
+      <w:r>
+        <w:rPr>
+          <w:lang w:val="sw_KE" w:bidi="sw_KE"/>
+        </w:rPr>
+        <w:t>Ezra 1:1–11</w:t>
+      </w:r>
       <w:r>
         <w:rPr>
           <w:lang w:val="sw_KE" w:bidi="sw_KE"/>
         </w:rPr>
         <w:t xml:space="preserve">; </w:t>
       </w:r>
-      <w:hyperlink r:id="rId52">
-        <w:r>
-          <w:rPr>
-            <w:lang w:val="sw_KE" w:bidi="sw_KE"/>
-          </w:rPr>
-          <w:rPr>
-            <w:color w:val="0000EE"/>
-            <w:u w:val="single"/>
-          </w:rPr>
-          <w:t>3:7</w:t>
-        </w:r>
-      </w:hyperlink>
+      <w:r>
+        <w:rPr>
+          <w:lang w:val="sw_KE" w:bidi="sw_KE"/>
+        </w:rPr>
+        <w:t>3:7</w:t>
+      </w:r>
       <w:r>
         <w:rPr>
           <w:lang w:val="sw_KE" w:bidi="sw_KE"/>
         </w:rPr>
         <w:t xml:space="preserve">; </w:t>
       </w:r>
-      <w:hyperlink r:id="rId53">
-        <w:r>
-          <w:rPr>
-            <w:lang w:val="sw_KE" w:bidi="sw_KE"/>
-          </w:rPr>
-          <w:rPr>
-            <w:color w:val="0000EE"/>
-            <w:u w:val="single"/>
-          </w:rPr>
-          <w:t>4:1–5</w:t>
-        </w:r>
-      </w:hyperlink>
+      <w:r>
+        <w:rPr>
+          <w:lang w:val="sw_KE" w:bidi="sw_KE"/>
+        </w:rPr>
+        <w:t>4:1–5</w:t>
+      </w:r>
       <w:r>
         <w:rPr>
           <w:lang w:val="sw_KE" w:bidi="sw_KE"/>
         </w:rPr>
         <w:t xml:space="preserve">; </w:t>
       </w:r>
-      <w:hyperlink r:id="rId54">
-        <w:r>
-          <w:rPr>
-            <w:lang w:val="sw_KE" w:bidi="sw_KE"/>
-          </w:rPr>
-          <w:rPr>
-            <w:color w:val="0000EE"/>
-            <w:u w:val="single"/>
-          </w:rPr>
-          <w:t>5:6–17</w:t>
-        </w:r>
-      </w:hyperlink>
+      <w:r>
+        <w:rPr>
+          <w:lang w:val="sw_KE" w:bidi="sw_KE"/>
+        </w:rPr>
+        <w:t>5:6–17</w:t>
+      </w:r>
       <w:r>
         <w:rPr>
           <w:lang w:val="sw_KE" w:bidi="sw_KE"/>
         </w:rPr>
         <w:t xml:space="preserve">; </w:t>
       </w:r>
-      <w:hyperlink r:id="rId55">
-        <w:r>
-          <w:rPr>
-            <w:lang w:val="sw_KE" w:bidi="sw_KE"/>
-          </w:rPr>
-          <w:rPr>
-            <w:color w:val="0000EE"/>
-            <w:u w:val="single"/>
-          </w:rPr>
-          <w:t>6:14–15</w:t>
-        </w:r>
-      </w:hyperlink>
+      <w:r>
+        <w:rPr>
+          <w:lang w:val="sw_KE" w:bidi="sw_KE"/>
+        </w:rPr>
+        <w:t>6:14–15</w:t>
+      </w:r>
       <w:r>
         <w:rPr>
           <w:lang w:val="sw_KE" w:bidi="sw_KE"/>
         </w:rPr>
         <w:t xml:space="preserve">; </w:t>
       </w:r>
-      <w:hyperlink r:id="rId49">
-        <w:r>
-          <w:rPr>
-            <w:lang w:val="sw_KE" w:bidi="sw_KE"/>
-          </w:rPr>
-          <w:rPr>
-            <w:color w:val="0000EE"/>
-            <w:u w:val="single"/>
-          </w:rPr>
-          <w:t>Isaya 44:28–45:13</w:t>
-        </w:r>
-      </w:hyperlink>
+      <w:r>
+        <w:rPr>
+          <w:lang w:val="sw_KE" w:bidi="sw_KE"/>
+        </w:rPr>
+        <w:t>Isaya 44:28–45:13</w:t>
+      </w:r>
       <w:r>
         <w:rPr>
           <w:lang w:val="sw_KE" w:bidi="sw_KE"/>
         </w:rPr>
         <w:t xml:space="preserve">; </w:t>
       </w:r>
-      <w:hyperlink r:id="rId56">
-        <w:r>
-          <w:rPr>
-            <w:lang w:val="sw_KE" w:bidi="sw_KE"/>
-          </w:rPr>
-          <w:rPr>
-            <w:color w:val="0000EE"/>
-            <w:u w:val="single"/>
-          </w:rPr>
-          <w:t>48:14–16</w:t>
-        </w:r>
-      </w:hyperlink>
+      <w:r>
+        <w:rPr>
+          <w:lang w:val="sw_KE" w:bidi="sw_KE"/>
+        </w:rPr>
+        <w:t>48:14–16</w:t>
+      </w:r>
       <w:r>
         <w:rPr>
           <w:lang w:val="sw_KE" w:bidi="sw_KE"/>
         </w:rPr>
         <w:t xml:space="preserve">; </w:t>
       </w:r>
-      <w:hyperlink r:id="rId57">
-        <w:r>
-          <w:rPr>
-            <w:lang w:val="sw_KE" w:bidi="sw_KE"/>
-          </w:rPr>
-          <w:rPr>
-            <w:color w:val="0000EE"/>
-            <w:u w:val="single"/>
-          </w:rPr>
-          <w:t>Danieli 6:28</w:t>
-        </w:r>
-      </w:hyperlink>
+      <w:r>
+        <w:rPr>
+          <w:lang w:val="sw_KE" w:bidi="sw_KE"/>
+        </w:rPr>
+        <w:t>Danieli 6:28</w:t>
+      </w:r>
       <w:r>
         <w:rPr>
           <w:lang w:val="sw_KE" w:bidi="sw_KE"/>
         </w:rPr>
         <w:t xml:space="preserve">; </w:t>
       </w:r>
-      <w:hyperlink r:id="rId58">
-        <w:r>
-          <w:rPr>
-            <w:lang w:val="sw_KE" w:bidi="sw_KE"/>
-          </w:rPr>
-          <w:rPr>
-            <w:color w:val="0000EE"/>
-            <w:u w:val="single"/>
-          </w:rPr>
-          <w:t>10:1</w:t>
-        </w:r>
-      </w:hyperlink>
+      <w:r>
+        <w:rPr>
+          <w:lang w:val="sw_KE" w:bidi="sw_KE"/>
+        </w:rPr>
+        <w:t>10:1</w:t>
+      </w:r>
       <w:r>
         <w:rPr>
           <w:lang w:val="sw_KE" w:bidi="sw_KE"/>
@@ -1554,36 +1248,24 @@
         </w:rPr>
         <w:t>Korintho ilivutia wafanyabiashara kutoka kote ulimwenguni, lakini pia ilijulikana kwa anasa, ufujaji, na maovu. Jiji hilo lilikuwa na sifa ya uasherati na ukahaba, kiasi kwamba kitenzi "Corintianize" kilimaanisha kushiriki katika tabia mbaya za kingono. Kanisa katika Korintho lilipata changamoto la uasherati (</w:t>
       </w:r>
-      <w:hyperlink r:id="rId59">
-        <w:r>
-          <w:rPr>
-            <w:lang w:val="sw_KE" w:bidi="sw_KE"/>
-          </w:rPr>
-          <w:rPr>
-            <w:color w:val="0000EE"/>
-            <w:u w:val="single"/>
-          </w:rPr>
-          <w:t>1 Wakorintho 5:1–13</w:t>
-        </w:r>
-      </w:hyperlink>
+      <w:r>
+        <w:rPr>
+          <w:lang w:val="sw_KE" w:bidi="sw_KE"/>
+        </w:rPr>
+        <w:t>1 Wakorintho 5:1–13</w:t>
+      </w:r>
       <w:r>
         <w:rPr>
           <w:lang w:val="sw_KE" w:bidi="sw_KE"/>
         </w:rPr>
         <w:t xml:space="preserve">; </w:t>
       </w:r>
-      <w:hyperlink r:id="rId60">
-        <w:r>
-          <w:rPr>
-            <w:lang w:val="sw_KE" w:bidi="sw_KE"/>
-          </w:rPr>
-          <w:rPr>
-            <w:color w:val="0000EE"/>
-            <w:u w:val="single"/>
-          </w:rPr>
-          <w:t>6:12–20</w:t>
-        </w:r>
-      </w:hyperlink>
+      <w:r>
+        <w:rPr>
+          <w:lang w:val="sw_KE" w:bidi="sw_KE"/>
+        </w:rPr>
+        <w:t>6:12–20</w:t>
+      </w:r>
       <w:r>
         <w:rPr>
           <w:lang w:val="sw_KE" w:bidi="sw_KE"/>
@@ -1604,18 +1286,12 @@
         </w:rPr>
         <w:t>Korintho ilikuwa muhimu pia kwa sababu ya Michezo ya Isthmian, ambayo ilianza mwaka wa 523 KK na ilifanyika kila baada ya miaka miwili. Matukio yalilenga aina tatu: farasi, mazoezi ya mwili, na muziki. Kufikia kipindi cha Agano Jipya, michezo hiyo ilijumuisha mbio za magari ya farasi na maonyesho mengine ya Kirumi, pamoja na mashindano ya jadi ya Kigiriki. Paulo alirejelea mashindano haya ya michezo, akitaja mbio na ndondi (</w:t>
       </w:r>
-      <w:hyperlink r:id="rId61">
-        <w:r>
-          <w:rPr>
-            <w:lang w:val="sw_KE" w:bidi="sw_KE"/>
-          </w:rPr>
-          <w:rPr>
-            <w:color w:val="0000EE"/>
-            <w:u w:val="single"/>
-          </w:rPr>
-          <w:t>1 Wakorintho 9:24–26</w:t>
-        </w:r>
-      </w:hyperlink>
+      <w:r>
+        <w:rPr>
+          <w:lang w:val="sw_KE" w:bidi="sw_KE"/>
+        </w:rPr>
+        <w:t>1 Wakorintho 9:24–26</w:t>
+      </w:r>
       <w:r>
         <w:rPr>
           <w:lang w:val="sw_KE" w:bidi="sw_KE"/>
@@ -1636,18 +1312,12 @@
         </w:rPr>
         <w:t>Kwenye miji mingi ya Kirumi, mahekalu ya marumaru yalitawala mandhari. Kuabudu miungu na kuhudhuria sherehe zao kulikuwa sehemu muhimu za maisha huko Korintho. Kanisa la Korintho lilipambana na sherehe hizi za kipagani (</w:t>
       </w:r>
-      <w:hyperlink r:id="rId62">
-        <w:r>
-          <w:rPr>
-            <w:lang w:val="sw_KE" w:bidi="sw_KE"/>
-          </w:rPr>
-          <w:rPr>
-            <w:color w:val="0000EE"/>
-            <w:u w:val="single"/>
-          </w:rPr>
-          <w:t>1 Wakorintho 8:1–10:33</w:t>
-        </w:r>
-      </w:hyperlink>
+      <w:r>
+        <w:rPr>
+          <w:lang w:val="sw_KE" w:bidi="sw_KE"/>
+        </w:rPr>
+        <w:t>1 Wakorintho 8:1–10:33</w:t>
+      </w:r>
       <w:r>
         <w:rPr>
           <w:lang w:val="sw_KE" w:bidi="sw_KE"/>
@@ -1668,54 +1338,36 @@
         </w:rPr>
         <w:t xml:space="preserve">Kikundi kikubwa cha Wayahudi waliopoteza makazi pia walikaa katika mji huo. Wengi wao huenda walifika baada ya Mfalme Klaudio kuwafukuza Wayahudi kutoka Rumi (tazama </w:t>
       </w:r>
-      <w:hyperlink r:id="rId39">
-        <w:r>
-          <w:rPr>
-            <w:lang w:val="sw_KE" w:bidi="sw_KE"/>
-          </w:rPr>
-          <w:rPr>
-            <w:color w:val="0000EE"/>
-            <w:u w:val="single"/>
-          </w:rPr>
-          <w:t>Matendo 18:2</w:t>
-        </w:r>
-      </w:hyperlink>
+      <w:r>
+        <w:rPr>
+          <w:lang w:val="sw_KE" w:bidi="sw_KE"/>
+        </w:rPr>
+        <w:t>Matendo 18:2</w:t>
+      </w:r>
       <w:r>
         <w:rPr>
           <w:lang w:val="sw_KE" w:bidi="sw_KE"/>
         </w:rPr>
         <w:t>). Wakati Paulo alisafiri kwenda Korintho katika safari yake ya pili ya umishonari, alikutana na Akila na Priskila. Walikuwa marafiki zake wa karibu na wafanyakazi wenzake (</w:t>
       </w:r>
-      <w:hyperlink r:id="rId63">
-        <w:r>
-          <w:rPr>
-            <w:lang w:val="sw_KE" w:bidi="sw_KE"/>
-          </w:rPr>
-          <w:rPr>
-            <w:color w:val="0000EE"/>
-            <w:u w:val="single"/>
-          </w:rPr>
-          <w:t>Matendo 18:1–3</w:t>
-        </w:r>
-      </w:hyperlink>
+      <w:r>
+        <w:rPr>
+          <w:lang w:val="sw_KE" w:bidi="sw_KE"/>
+        </w:rPr>
+        <w:t>Matendo 18:1–3</w:t>
+      </w:r>
       <w:r>
         <w:rPr>
           <w:lang w:val="sw_KE" w:bidi="sw_KE"/>
         </w:rPr>
         <w:t>). Paulo alikaa Korintho kwa zaidi ya mwaka mmoja na nusu, akifundisha neno la Mungu (</w:t>
       </w:r>
-      <w:hyperlink r:id="rId64">
-        <w:r>
-          <w:rPr>
-            <w:lang w:val="sw_KE" w:bidi="sw_KE"/>
-          </w:rPr>
-          <w:rPr>
-            <w:color w:val="0000EE"/>
-            <w:u w:val="single"/>
-          </w:rPr>
-          <w:t>Matendo 18:11</w:t>
-        </w:r>
-      </w:hyperlink>
+      <w:r>
+        <w:rPr>
+          <w:lang w:val="sw_KE" w:bidi="sw_KE"/>
+        </w:rPr>
+        <w:t>Matendo 18:11</w:t>
+      </w:r>
       <w:r>
         <w:rPr>
           <w:lang w:val="sw_KE" w:bidi="sw_KE"/>
@@ -1759,108 +1411,72 @@
           <w:lang w:val="sw_KE" w:bidi="sw_KE"/>
         </w:rPr>
       </w:r>
-      <w:hyperlink r:id="rId65">
-        <w:r>
-          <w:rPr>
-            <w:lang w:val="sw_KE" w:bidi="sw_KE"/>
-          </w:rPr>
-          <w:rPr>
-            <w:color w:val="0000EE"/>
-            <w:u w:val="single"/>
-          </w:rPr>
-          <w:t>Matendo 18:1–18</w:t>
-        </w:r>
-      </w:hyperlink>
+      <w:r>
+        <w:rPr>
+          <w:lang w:val="sw_KE" w:bidi="sw_KE"/>
+        </w:rPr>
+        <w:t>Matendo 18:1–18</w:t>
+      </w:r>
       <w:r>
         <w:rPr>
           <w:lang w:val="sw_KE" w:bidi="sw_KE"/>
         </w:rPr>
         <w:t xml:space="preserve">; </w:t>
       </w:r>
-      <w:hyperlink r:id="rId66">
-        <w:r>
-          <w:rPr>
-            <w:lang w:val="sw_KE" w:bidi="sw_KE"/>
-          </w:rPr>
-          <w:rPr>
-            <w:color w:val="0000EE"/>
-            <w:u w:val="single"/>
-          </w:rPr>
-          <w:t>1 Wakorintho 1:1–2</w:t>
-        </w:r>
-      </w:hyperlink>
+      <w:r>
+        <w:rPr>
+          <w:lang w:val="sw_KE" w:bidi="sw_KE"/>
+        </w:rPr>
+        <w:t>1 Wakorintho 1:1–2</w:t>
+      </w:r>
       <w:r>
         <w:rPr>
           <w:lang w:val="sw_KE" w:bidi="sw_KE"/>
         </w:rPr>
         <w:t xml:space="preserve">; </w:t>
       </w:r>
-      <w:hyperlink r:id="rId67">
-        <w:r>
-          <w:rPr>
-            <w:lang w:val="sw_KE" w:bidi="sw_KE"/>
-          </w:rPr>
-          <w:rPr>
-            <w:color w:val="0000EE"/>
-            <w:u w:val="single"/>
-          </w:rPr>
-          <w:t>16:5–20</w:t>
-        </w:r>
-      </w:hyperlink>
+      <w:r>
+        <w:rPr>
+          <w:lang w:val="sw_KE" w:bidi="sw_KE"/>
+        </w:rPr>
+        <w:t>16:5–20</w:t>
+      </w:r>
       <w:r>
         <w:rPr>
           <w:lang w:val="sw_KE" w:bidi="sw_KE"/>
         </w:rPr>
         <w:t xml:space="preserve">; </w:t>
       </w:r>
-      <w:hyperlink r:id="rId68">
-        <w:r>
-          <w:rPr>
-            <w:lang w:val="sw_KE" w:bidi="sw_KE"/>
-          </w:rPr>
-          <w:rPr>
-            <w:color w:val="0000EE"/>
-            <w:u w:val="single"/>
-          </w:rPr>
-          <w:t>2 Wakorintho 1:1</w:t>
-        </w:r>
-      </w:hyperlink>
+      <w:r>
+        <w:rPr>
+          <w:lang w:val="sw_KE" w:bidi="sw_KE"/>
+        </w:rPr>
+        <w:t>2 Wakorintho 1:1</w:t>
+      </w:r>
       <w:r>
         <w:rPr>
           <w:lang w:val="sw_KE" w:bidi="sw_KE"/>
         </w:rPr>
         <w:t xml:space="preserve">; </w:t>
       </w:r>
-      <w:hyperlink r:id="rId69">
-        <w:r>
-          <w:rPr>
-            <w:lang w:val="sw_KE" w:bidi="sw_KE"/>
-          </w:rPr>
-          <w:rPr>
-            <w:color w:val="0000EE"/>
-            <w:u w:val="single"/>
-          </w:rPr>
-          <w:t>13:1</w:t>
-        </w:r>
-      </w:hyperlink>
+      <w:r>
+        <w:rPr>
+          <w:lang w:val="sw_KE" w:bidi="sw_KE"/>
+        </w:rPr>
+        <w:t>13:1</w:t>
+      </w:r>
       <w:r>
         <w:rPr>
           <w:lang w:val="sw_KE" w:bidi="sw_KE"/>
         </w:rPr>
         <w:t xml:space="preserve">; </w:t>
       </w:r>
-      <w:hyperlink r:id="rId70">
-        <w:r>
-          <w:rPr>
-            <w:lang w:val="sw_KE" w:bidi="sw_KE"/>
-          </w:rPr>
-          <w:rPr>
-            <w:color w:val="0000EE"/>
-            <w:u w:val="single"/>
-          </w:rPr>
-          <w:t>2 Timotheo 4:20</w:t>
-        </w:r>
-      </w:hyperlink>
+      <w:r>
+        <w:rPr>
+          <w:lang w:val="sw_KE" w:bidi="sw_KE"/>
+        </w:rPr>
+        <w:t>2 Timotheo 4:20</w:t>
+      </w:r>
       <w:r>
         <w:rPr>
           <w:lang w:val="sw_KE" w:bidi="sw_KE"/>
